--- a/level4/curriculum/Level4_Lesson12.docx
+++ b/level4/curriculum/Level4_Lesson12.docx
@@ -4793,7 +4793,7 @@
                 <w:i w:val="0"/>
                 <w:sz w:val="23"/>
               </w:rPr>
-              <w:t>gonna</w:t>
+              <w:t>going to</w:t>
             </w:r>
             <w:r>
               <w:rPr>
@@ -4895,7 +4895,7 @@
                 <w:i w:val="0"/>
                 <w:sz w:val="23"/>
               </w:rPr>
-              <w:t xml:space="preserve"> read the script aloud with a volunteer (about 1:56), at a natural speed, two times. Say </w:t>
+              <w:t xml:space="preserve"> read the script aloud with a volunteer (about 1:57), at a natural speed, two times. The script says </w:t>
             </w:r>
             <w:r>
               <w:rPr>
@@ -4903,7 +4903,7 @@
                 <w:i/>
                 <w:sz w:val="23"/>
               </w:rPr>
-              <w:t>gonna</w:t>
+              <w:t>going to</w:t>
             </w:r>
             <w:r>
               <w:rPr>
@@ -4919,6 +4919,38 @@
                 <w:i/>
                 <w:sz w:val="23"/>
               </w:rPr>
+              <w:t>want to</w:t>
+            </w:r>
+            <w:r>
+              <w:rPr>
+                <w:b w:val="0"/>
+                <w:i w:val="0"/>
+                <w:sz w:val="23"/>
+              </w:rPr>
+              <w:t xml:space="preserve">. People often say </w:t>
+            </w:r>
+            <w:r>
+              <w:rPr>
+                <w:b w:val="0"/>
+                <w:i/>
+                <w:sz w:val="23"/>
+              </w:rPr>
+              <w:t>gonna</w:t>
+            </w:r>
+            <w:r>
+              <w:rPr>
+                <w:b w:val="0"/>
+                <w:i w:val="0"/>
+                <w:sz w:val="23"/>
+              </w:rPr>
+              <w:t xml:space="preserve"> and </w:t>
+            </w:r>
+            <w:r>
+              <w:rPr>
+                <w:b w:val="0"/>
+                <w:i/>
+                <w:sz w:val="23"/>
+              </w:rPr>
               <w:t>wanna</w:t>
             </w:r>
             <w:r>
@@ -4927,7 +4959,7 @@
                 <w:i w:val="0"/>
                 <w:sz w:val="23"/>
               </w:rPr>
-              <w:t xml:space="preserve"> where the script has them. When the audio is ready, it plays the conversation once; press play again for play 2. A third play is fine if the class needs it.</w:t>
+              <w:t>; learners only need to recognize those words. When the audio is ready, it plays the conversation once; press play again for play 2. A third play is fine if the class needs it.</w:t>
             </w:r>
           </w:p>
           <w:p>
@@ -6620,7 +6652,7 @@
           <w:color w:val="1B6F7A"/>
           <w:sz w:val="30"/>
         </w:rPr>
-        <w:t>Listening script (not recorded yet; about 1:56 when recorded; the conversation plays once, so press play again for the second listen)</w:t>
+        <w:t>Listening script (not recorded yet; about 1:57 when recorded; the conversation plays once, so press play again for the second listen)</w:t>
       </w:r>
     </w:p>
     <w:tbl>
@@ -6669,7 +6701,7 @@
                 <w:i w:val="0"/>
                 <w:sz w:val="22"/>
               </w:rPr>
-              <w:t xml:space="preserve"> the recording is coming soon. Until then, read the script aloud two times, with a volunteer if you can, at a natural, friendly speed. Say </w:t>
+              <w:t xml:space="preserve"> the recording is coming soon. Until then, read the script aloud two times, with a volunteer if you can, at a natural, friendly speed. The script says </w:t>
             </w:r>
             <w:r>
               <w:rPr>
@@ -6677,7 +6709,7 @@
                 <w:i/>
                 <w:sz w:val="22"/>
               </w:rPr>
-              <w:t>gonna</w:t>
+              <w:t>going to</w:t>
             </w:r>
             <w:r>
               <w:rPr>
@@ -6693,6 +6725,38 @@
                 <w:i/>
                 <w:sz w:val="22"/>
               </w:rPr>
+              <w:t>want to</w:t>
+            </w:r>
+            <w:r>
+              <w:rPr>
+                <w:b w:val="0"/>
+                <w:i w:val="0"/>
+                <w:sz w:val="22"/>
+              </w:rPr>
+              <w:t xml:space="preserve">. People often say </w:t>
+            </w:r>
+            <w:r>
+              <w:rPr>
+                <w:b w:val="0"/>
+                <w:i/>
+                <w:sz w:val="22"/>
+              </w:rPr>
+              <w:t>gonna</w:t>
+            </w:r>
+            <w:r>
+              <w:rPr>
+                <w:b w:val="0"/>
+                <w:i w:val="0"/>
+                <w:sz w:val="22"/>
+              </w:rPr>
+              <w:t xml:space="preserve"> and </w:t>
+            </w:r>
+            <w:r>
+              <w:rPr>
+                <w:b w:val="0"/>
+                <w:i/>
+                <w:sz w:val="22"/>
+              </w:rPr>
               <w:t>wanna</w:t>
             </w:r>
             <w:r>
@@ -6701,7 +6765,7 @@
                 <w:i w:val="0"/>
                 <w:sz w:val="22"/>
               </w:rPr>
-              <w:t xml:space="preserve"> where the script has them.</w:t>
+              <w:t>; learners only need to recognize those words.</w:t>
             </w:r>
           </w:p>
         </w:tc>
@@ -6784,7 +6848,7 @@
                 <w:i w:val="0"/>
                 <w:sz w:val="22"/>
               </w:rPr>
-              <w:t xml:space="preserve"> Hello, is this Mrs. Lopez? This is Mike from the electric company. Your bill is late. You must pay today, or we're gonna turn off your power in one hour.</w:t>
+              <w:t xml:space="preserve"> Hello, is this Mrs. Lopez? This is Mike from the electric company. Your bill is late. You must pay today, or we're going to turn off your power in one hour.</w:t>
             </w:r>
           </w:p>
           <w:p>
@@ -6826,7 +6890,7 @@
                 <w:i w:val="0"/>
                 <w:sz w:val="22"/>
               </w:rPr>
-              <w:t xml:space="preserve"> No, ma'am. You owe two hundred dollars. Go to the store and buy gift cards. Then call me back and read me the numbers.</w:t>
+              <w:t xml:space="preserve"> No. You owe $200. Go to the store and buy gift cards. Then call me back and read me the numbers.</w:t>
             </w:r>
           </w:p>
           <w:p>
@@ -6847,7 +6911,7 @@
                 <w:i w:val="0"/>
                 <w:sz w:val="22"/>
               </w:rPr>
-              <w:t xml:space="preserve"> Gift cards? That's strange.</w:t>
+              <w:t xml:space="preserve"> Gift cards? That sounds very strange to me.</w:t>
             </w:r>
           </w:p>
           <w:p>
@@ -7723,7 +7787,7 @@
           <w:i w:val="0"/>
           <w:sz w:val="23"/>
         </w:rPr>
-        <w:t xml:space="preserve"> the listening has </w:t>
+        <w:t xml:space="preserve"> the listening says </w:t>
       </w:r>
       <w:r>
         <w:rPr>
@@ -7731,7 +7795,7 @@
           <w:i/>
           <w:sz w:val="23"/>
         </w:rPr>
-        <w:t>gonna</w:t>
+        <w:t>going to</w:t>
       </w:r>
       <w:r>
         <w:rPr>
@@ -7739,7 +7803,7 @@
           <w:i w:val="0"/>
           <w:sz w:val="23"/>
         </w:rPr>
-        <w:t xml:space="preserve">. Learners need to understand it; they can always say </w:t>
+        <w:t xml:space="preserve">. People often say </w:t>
       </w:r>
       <w:r>
         <w:rPr>
@@ -7747,7 +7811,7 @@
           <w:i/>
           <w:sz w:val="23"/>
         </w:rPr>
-        <w:t>going to</w:t>
+        <w:t>gonna</w:t>
       </w:r>
       <w:r>
         <w:rPr>
@@ -7755,7 +7819,7 @@
           <w:i w:val="0"/>
           <w:sz w:val="23"/>
         </w:rPr>
-        <w:t>.</w:t>
+        <w:t>. Learners only need to recognize it; they can always say the full form.</w:t>
       </w:r>
     </w:p>
     <w:p>
@@ -10929,7 +10993,7 @@
           <w:i w:val="0"/>
           <w:sz w:val="26"/>
         </w:rPr>
-        <w:t>gonna</w:t>
+        <w:t>going to</w:t>
       </w:r>
       <w:r>
         <w:rPr>

--- a/level4/curriculum/Level4_Lesson12.docx
+++ b/level4/curriculum/Level4_Lesson12.docx
@@ -4895,7 +4895,7 @@
                 <w:i w:val="0"/>
                 <w:sz w:val="23"/>
               </w:rPr>
-              <w:t xml:space="preserve"> read the script aloud with a volunteer (about 1:57), at a natural speed, two times. The script says </w:t>
+              <w:t xml:space="preserve"> read the script aloud with a volunteer (about 1:59), at a natural speed, two times. The script says </w:t>
             </w:r>
             <w:r>
               <w:rPr>
@@ -6652,7 +6652,7 @@
           <w:color w:val="1B6F7A"/>
           <w:sz w:val="30"/>
         </w:rPr>
-        <w:t>Listening script (not recorded yet; about 1:57 when recorded; the conversation plays once, so press play again for the second listen)</w:t>
+        <w:t>Listening script (not recorded yet; about 1:59 when recorded; the conversation plays once, so press play again for the second listen)</w:t>
       </w:r>
     </w:p>
     <w:tbl>
@@ -6890,7 +6890,7 @@
                 <w:i w:val="0"/>
                 <w:sz w:val="22"/>
               </w:rPr>
-              <w:t xml:space="preserve"> No. You owe $200. Go to the store and buy gift cards. Then call me back and read me the numbers.</w:t>
+              <w:t xml:space="preserve"> No, you owe $200 on this bill today. Go to the store and buy gift cards. Then call me back and read me the numbers.</w:t>
             </w:r>
           </w:p>
           <w:p>

--- a/level4/curriculum/Level4_Lesson12.docx
+++ b/level4/curriculum/Level4_Lesson12.docx
@@ -35,7 +35,7 @@
           <w:i w:val="0"/>
           <w:sz w:val="22"/>
         </w:rPr>
-        <w:t xml:space="preserve"> Draft for review; not published.</w:t>
+        <w:t xml:space="preserve"> Complete lesson (all 13 Level 4 lessons are published).</w:t>
       </w:r>
     </w:p>
     <w:p>
@@ -134,7 +134,25 @@
           <w:i w:val="0"/>
           <w:sz w:val="22"/>
         </w:rPr>
-        <w:t>). Listening audio: not recorded yet (coming soon); until then, read the listening script in this plan aloud.</w:t>
+        <w:t xml:space="preserve">). Audio: </w:t>
+      </w:r>
+      <w:r>
+        <w:rPr>
+          <w:rFonts w:ascii="Consolas" w:hAnsi="Consolas"/>
+          <w:b w:val="0"/>
+          <w:i w:val="0"/>
+          <w:color w:val="8B1A1A"/>
+          <w:sz w:val="22"/>
+        </w:rPr>
+        <w:t>audio/L4_L12_listening.mp3</w:t>
+      </w:r>
+      <w:r>
+        <w:rPr>
+          <w:b w:val="0"/>
+          <w:i w:val="0"/>
+          <w:sz w:val="22"/>
+        </w:rPr>
+        <w:t>.</w:t>
       </w:r>
     </w:p>
     <w:tbl>
@@ -500,7 +518,7 @@
                 <w:i w:val="0"/>
                 <w:sz w:val="19"/>
               </w:rPr>
-              <w:t>Picture and license credits</w:t>
+              <w:t>Picture, audio, and license credits</w:t>
             </w:r>
           </w:p>
         </w:tc>
@@ -1912,15 +1930,17 @@
                 <w:i w:val="0"/>
                 <w:sz w:val="23"/>
               </w:rPr>
-              <w:t xml:space="preserve">Listening: </w:t>
-            </w:r>
-            <w:r>
-              <w:rPr>
-                <w:b/>
-                <w:i w:val="0"/>
+              <w:t xml:space="preserve">Listening: phone + small speaker, </w:t>
+            </w:r>
+            <w:r>
+              <w:rPr>
+                <w:rFonts w:ascii="Consolas" w:hAnsi="Consolas"/>
+                <w:b w:val="0"/>
+                <w:i w:val="0"/>
+                <w:color w:val="8B1A1A"/>
                 <w:sz w:val="23"/>
               </w:rPr>
-              <w:t>no recording yet.</w:t>
+              <w:t>L4_L12_listening.mp3</w:t>
             </w:r>
             <w:r>
               <w:rPr>
@@ -1928,7 +1948,7 @@
                 <w:i w:val="0"/>
                 <w:sz w:val="23"/>
               </w:rPr>
-              <w:t xml:space="preserve"> Read the listening script aloud (with a volunteer if you can), at a natural speed, two times.</w:t>
+              <w:t xml:space="preserve"> (about 2:01). No speaker? Read the script aloud with a volunteer.</w:t>
             </w:r>
           </w:p>
           <w:p>
@@ -4887,7 +4907,7 @@
                 <w:i w:val="0"/>
                 <w:sz w:val="23"/>
               </w:rPr>
-              <w:t>No recording yet:</w:t>
+              <w:t>The audio plays the conversation once (about 2:01).</w:t>
             </w:r>
             <w:r>
               <w:rPr>
@@ -4895,7 +4915,7 @@
                 <w:i w:val="0"/>
                 <w:sz w:val="23"/>
               </w:rPr>
-              <w:t xml:space="preserve"> read the script aloud with a volunteer (about 1:59), at a natural speed, two times. The script says </w:t>
+              <w:t xml:space="preserve"> Press play again for play 2. A third play is fine if the class needs it. The script says </w:t>
             </w:r>
             <w:r>
               <w:rPr>
@@ -4959,7 +4979,7 @@
                 <w:i w:val="0"/>
                 <w:sz w:val="23"/>
               </w:rPr>
-              <w:t>; learners only need to recognize those words. When the audio is ready, it plays the conversation once; press play again for play 2. A third play is fine if the class needs it.</w:t>
+              <w:t>; learners only need to recognize those words.</w:t>
             </w:r>
           </w:p>
           <w:p>
@@ -6652,7 +6672,26 @@
           <w:color w:val="1B6F7A"/>
           <w:sz w:val="30"/>
         </w:rPr>
-        <w:t>Listening script (not recorded yet; about 1:59 when recorded; the conversation plays once, so press play again for the second listen)</w:t>
+        <w:t xml:space="preserve">Listening script: </w:t>
+      </w:r>
+      <w:r>
+        <w:rPr>
+          <w:rFonts w:ascii="Consolas" w:hAnsi="Consolas"/>
+          <w:b/>
+          <w:i w:val="0"/>
+          <w:color w:val="8B1A1A"/>
+          <w:sz w:val="30"/>
+        </w:rPr>
+        <w:t>L4_L12_listening.mp3</w:t>
+      </w:r>
+      <w:r>
+        <w:rPr>
+          <w:b/>
+          <w:i w:val="0"/>
+          <w:color w:val="1B6F7A"/>
+          <w:sz w:val="30"/>
+        </w:rPr>
+        <w:t xml:space="preserve"> (about 2:01; the conversation plays once, so press play again for the second listen)</w:t>
       </w:r>
     </w:p>
     <w:tbl>
@@ -6701,7 +6740,25 @@
                 <w:i w:val="0"/>
                 <w:sz w:val="22"/>
               </w:rPr>
-              <w:t xml:space="preserve"> the recording is coming soon. Until then, read the script aloud two times, with a volunteer if you can, at a natural, friendly speed. The script says </w:t>
+              <w:t xml:space="preserve"> play </w:t>
+            </w:r>
+            <w:r>
+              <w:rPr>
+                <w:rFonts w:ascii="Consolas" w:hAnsi="Consolas"/>
+                <w:b w:val="0"/>
+                <w:i w:val="0"/>
+                <w:color w:val="8B1A1A"/>
+                <w:sz w:val="22"/>
+              </w:rPr>
+              <w:t>L4_L12_listening.mp3</w:t>
+            </w:r>
+            <w:r>
+              <w:rPr>
+                <w:b w:val="0"/>
+                <w:i w:val="0"/>
+                <w:sz w:val="22"/>
+              </w:rPr>
+              <w:t xml:space="preserve"> from a phone + small speaker. No speaker? Read the script with a volunteer, at a natural, friendly speed. The script says </w:t>
             </w:r>
             <w:r>
               <w:rPr>
@@ -18290,7 +18347,7 @@
           <w:i w:val="0"/>
           <w:sz w:val="22"/>
         </w:rPr>
-        <w:t>Listening audio: not recorded yet. When it is made, it will use synthetic voices made with Chatterbox TTS (Resemble AI, MIT License), cloned from synthetic reference clips made with Kokoro-82M (Apache License 2.0), with no recordings of real people. The names and the story are invented.</w:t>
+        <w:t>Listening audio: synthetic voices made with Chatterbox TTS (Resemble AI, MIT License), cloned from synthetic reference clips made with Kokoro-82M (Apache License 2.0). No recordings of real people were used. Each file carries an inaudible Perth watermark marking it as AI-generated. The names and the story are invented.</w:t>
       </w:r>
     </w:p>
     <w:p>
@@ -18328,7 +18385,7 @@
         <w:color w:val="555555"/>
         <w:sz w:val="17"/>
       </w:rPr>
-      <w:t xml:space="preserve">Level 4 ESL · Lesson 12 · Draft for review   |   page </w:t>
+      <w:t xml:space="preserve">Level 4 ESL · Lesson 12   |   page </w:t>
     </w:r>
     <w:r>
       <w:rPr>

--- a/level4/curriculum/Level4_Lesson12.docx
+++ b/level4/curriculum/Level4_Lesson12.docx
@@ -7860,7 +7860,7 @@
           <w:i w:val="0"/>
           <w:sz w:val="23"/>
         </w:rPr>
-        <w:t xml:space="preserve">. People often say </w:t>
+        <w:t xml:space="preserve"> and </w:t>
       </w:r>
       <w:r>
         <w:rPr>
@@ -7868,7 +7868,7 @@
           <w:i/>
           <w:sz w:val="23"/>
         </w:rPr>
-        <w:t>gonna</w:t>
+        <w:t>want to</w:t>
       </w:r>
       <w:r>
         <w:rPr>
@@ -7876,7 +7876,39 @@
           <w:i w:val="0"/>
           <w:sz w:val="23"/>
         </w:rPr>
-        <w:t>. Learners only need to recognize it; they can always say the full form.</w:t>
+        <w:t xml:space="preserve">. Tell learners: people often say </w:t>
+      </w:r>
+      <w:r>
+        <w:rPr>
+          <w:b w:val="0"/>
+          <w:i/>
+          <w:sz w:val="23"/>
+        </w:rPr>
+        <w:t>gonna</w:t>
+      </w:r>
+      <w:r>
+        <w:rPr>
+          <w:b w:val="0"/>
+          <w:i w:val="0"/>
+          <w:sz w:val="23"/>
+        </w:rPr>
+        <w:t xml:space="preserve"> and </w:t>
+      </w:r>
+      <w:r>
+        <w:rPr>
+          <w:b w:val="0"/>
+          <w:i/>
+          <w:sz w:val="23"/>
+        </w:rPr>
+        <w:t>wanna</w:t>
+      </w:r>
+      <w:r>
+        <w:rPr>
+          <w:b w:val="0"/>
+          <w:i w:val="0"/>
+          <w:sz w:val="23"/>
+        </w:rPr>
+        <w:t>, and they will hear them a lot. The short forms are fine in casual talk; in writing or at a job interview, use the full forms.</w:t>
       </w:r>
     </w:p>
     <w:p>
@@ -11058,7 +11090,7 @@
           <w:i w:val="0"/>
           <w:sz w:val="26"/>
         </w:rPr>
-        <w:t xml:space="preserve"> turn off your power." You can say </w:t>
+        <w:t xml:space="preserve"> turn off your power." People often say </w:t>
       </w:r>
       <w:r>
         <w:rPr>
@@ -11066,7 +11098,55 @@
           <w:i/>
           <w:sz w:val="26"/>
         </w:rPr>
+        <w:t>gonna</w:t>
+      </w:r>
+      <w:r>
+        <w:rPr>
+          <w:b w:val="0"/>
+          <w:i w:val="0"/>
+          <w:sz w:val="26"/>
+        </w:rPr>
+        <w:t xml:space="preserve"> (going to) and </w:t>
+      </w:r>
+      <w:r>
+        <w:rPr>
+          <w:b w:val="0"/>
+          <w:i/>
+          <w:sz w:val="26"/>
+        </w:rPr>
+        <w:t>wanna</w:t>
+      </w:r>
+      <w:r>
+        <w:rPr>
+          <w:b w:val="0"/>
+          <w:i w:val="0"/>
+          <w:sz w:val="26"/>
+        </w:rPr>
+        <w:t xml:space="preserve"> (want to), and you will hear them a lot. They are fine with friends; in writing or at a job interview, use </w:t>
+      </w:r>
+      <w:r>
+        <w:rPr>
+          <w:b w:val="0"/>
+          <w:i/>
+          <w:sz w:val="26"/>
+        </w:rPr>
         <w:t>going to</w:t>
+      </w:r>
+      <w:r>
+        <w:rPr>
+          <w:b w:val="0"/>
+          <w:i w:val="0"/>
+          <w:sz w:val="26"/>
+        </w:rPr>
+        <w:t xml:space="preserve"> and </w:t>
+      </w:r>
+      <w:r>
+        <w:rPr>
+          <w:b w:val="0"/>
+          <w:i/>
+          <w:sz w:val="26"/>
+        </w:rPr>
+        <w:t>want to</w:t>
       </w:r>
       <w:r>
         <w:rPr>
